--- a/modelos/MODELO - PEDIDO DE ABONO.docx
+++ b/modelos/MODELO - PEDIDO DE ABONO.docx
@@ -1,6 +1,6 @@
 
 <file path=word/document.xml><?xml version="1.0" encoding="utf-8"?>
-<w:document xmlns:wpc="http://schemas.microsoft.com/office/word/2010/wordprocessingCanvas" xmlns:cx="http://schemas.microsoft.com/office/drawing/2014/chartex" xmlns:cx1="http://schemas.microsoft.com/office/drawing/2015/9/8/chartex" xmlns:cx2="http://schemas.microsoft.com/office/drawing/2015/10/21/chartex" xmlns:cx3="http://schemas.microsoft.com/office/drawing/2016/5/9/chartex" xmlns:cx4="http://schemas.microsoft.com/office/drawing/2016/5/10/chartex" xmlns:cx5="http://schemas.microsoft.com/office/drawing/2016/5/11/chartex" xmlns:cx6="http://schemas.microsoft.com/office/drawing/2016/5/12/chartex" xmlns:cx7="http://schemas.microsoft.com/office/drawing/2016/5/13/chartex" xmlns:cx8="http://schemas.microsoft.com/office/drawing/2016/5/14/chartex" xmlns:mc="http://schemas.openxmlformats.org/markup-compatibility/2006" xmlns:aink="http://schemas.microsoft.com/office/drawing/2016/ink" xmlns:am3d="http://schemas.microsoft.com/office/drawing/2017/model3d" xmlns:o="urn:schemas-microsoft-com:office:office" xmlns:oel="http://schemas.microsoft.com/office/2019/extlst" xmlns:r="http://schemas.openxmlformats.org/officeDocument/2006/relationships" xmlns:m="http://schemas.openxmlformats.org/officeDocument/2006/math" xmlns:v="urn:schemas-microsoft-com:vml" xmlns:wp14="http://schemas.microsoft.com/office/word/2010/wordprocessingDrawing" xmlns:wp="http://schemas.openxmlformats.org/drawingml/2006/wordprocessingDrawing" xmlns:w10="urn:schemas-microsoft-com:office:word" xmlns:w="http://schemas.openxmlformats.org/wordprocessingml/2006/main" xmlns:w14="http://schemas.microsoft.com/office/word/2010/wordml" xmlns:w15="http://schemas.microsoft.com/office/word/2012/wordml" xmlns:w16cex="http://schemas.microsoft.com/office/word/2018/wordml/cex" xmlns:w16cid="http://schemas.microsoft.com/office/word/2016/wordml/cid" xmlns:w16="http://schemas.microsoft.com/office/word/2018/wordml" xmlns:w16du="http://schemas.microsoft.com/office/word/2023/wordml/word16du" xmlns:w16sdtdh="http://schemas.microsoft.com/office/word/2020/wordml/sdtdatahash" xmlns:w16sdtfl="http://schemas.microsoft.com/office/word/2024/wordml/sdtformatlock" xmlns:w16se="http://schemas.microsoft.com/office/word/2015/wordml/symex" xmlns:wpg="http://schemas.microsoft.com/office/word/2010/wordprocessingGroup" xmlns:wpi="http://schemas.microsoft.com/office/word/2010/wordprocessingInk" xmlns:wne="http://schemas.microsoft.com/office/word/2006/wordml" xmlns:wps="http://schemas.microsoft.com/office/word/2010/wordprocessingShape" mc:Ignorable="w14 w15 w16se w16cid w16 w16cex w16sdtdh w16sdtfl w16du wp14">
+<w:document xmlns:wpc="http://schemas.microsoft.com/office/word/2010/wordprocessingCanvas" xmlns:cx="http://schemas.microsoft.com/office/drawing/2014/chartex" xmlns:cx1="http://schemas.microsoft.com/office/drawing/2015/9/8/chartex" xmlns:cx2="http://schemas.microsoft.com/office/drawing/2015/10/21/chartex" xmlns:cx3="http://schemas.microsoft.com/office/drawing/2016/5/9/chartex" xmlns:cx4="http://schemas.microsoft.com/office/drawing/2016/5/10/chartex" xmlns:cx5="http://schemas.microsoft.com/office/drawing/2016/5/11/chartex" xmlns:cx6="http://schemas.microsoft.com/office/drawing/2016/5/12/chartex" xmlns:cx7="http://schemas.microsoft.com/office/drawing/2016/5/13/chartex" xmlns:cx8="http://schemas.microsoft.com/office/drawing/2016/5/14/chartex" xmlns:mc="http://schemas.openxmlformats.org/markup-compatibility/2006" xmlns:aink="http://schemas.microsoft.com/office/drawing/2016/ink" xmlns:am3d="http://schemas.microsoft.com/office/drawing/2017/model3d" xmlns:o="urn:schemas-microsoft-com:office:office" xmlns:r="http://schemas.openxmlformats.org/officeDocument/2006/relationships" xmlns:m="http://schemas.openxmlformats.org/officeDocument/2006/math" xmlns:v="urn:schemas-microsoft-com:vml" xmlns:wp14="http://schemas.microsoft.com/office/word/2010/wordprocessingDrawing" xmlns:wp="http://schemas.openxmlformats.org/drawingml/2006/wordprocessingDrawing" xmlns:w10="urn:schemas-microsoft-com:office:word" xmlns:w="http://schemas.openxmlformats.org/wordprocessingml/2006/main" xmlns:w14="http://schemas.microsoft.com/office/word/2010/wordml" xmlns:w15="http://schemas.microsoft.com/office/word/2012/wordml" xmlns:w16cex="http://schemas.microsoft.com/office/word/2018/wordml/cex" xmlns:w16cid="http://schemas.microsoft.com/office/word/2016/wordml/cid" xmlns:w16="http://schemas.microsoft.com/office/word/2018/wordml" xmlns:w16sdtdh="http://schemas.microsoft.com/office/word/2020/wordml/sdtdatahash" xmlns:w16se="http://schemas.microsoft.com/office/word/2015/wordml/symex" xmlns:wpg="http://schemas.microsoft.com/office/word/2010/wordprocessingGroup" xmlns:wpi="http://schemas.microsoft.com/office/word/2010/wordprocessingInk" xmlns:wne="http://schemas.microsoft.com/office/word/2006/wordml" xmlns:wps="http://schemas.microsoft.com/office/word/2010/wordprocessingShape" mc:Ignorable="w14 w15 w16se w16cid w16 w16cex w16sdtdh wp14">
   <w:body>
     <w:p>
       <w:pPr>
@@ -376,12 +376,7 @@
       </w:r>
     </w:p>
     <w:sectPr>
-      <w:headerReference w:type="even" r:id="rId6"/>
-      <w:headerReference w:type="default" r:id="rId7"/>
-      <w:footerReference w:type="even" r:id="rId8"/>
-      <w:footerReference w:type="default" r:id="rId9"/>
-      <w:headerReference w:type="first" r:id="rId10"/>
-      <w:footerReference w:type="first" r:id="rId11"/>
+      <w:headerReference w:type="default" r:id="rId6"/>
       <w:pgSz w:w="11906" w:h="16838"/>
       <w:pgMar w:top="720" w:right="720" w:bottom="720" w:left="720" w:header="708" w:footer="708" w:gutter="0"/>
       <w:cols w:space="708"/>
@@ -392,7 +387,7 @@
 </file>
 
 <file path=word/endnotes.xml><?xml version="1.0" encoding="utf-8"?>
-<w:endnotes xmlns:wpc="http://schemas.microsoft.com/office/word/2010/wordprocessingCanvas" xmlns:cx="http://schemas.microsoft.com/office/drawing/2014/chartex" xmlns:cx1="http://schemas.microsoft.com/office/drawing/2015/9/8/chartex" xmlns:cx2="http://schemas.microsoft.com/office/drawing/2015/10/21/chartex" xmlns:cx3="http://schemas.microsoft.com/office/drawing/2016/5/9/chartex" xmlns:cx4="http://schemas.microsoft.com/office/drawing/2016/5/10/chartex" xmlns:cx5="http://schemas.microsoft.com/office/drawing/2016/5/11/chartex" xmlns:cx6="http://schemas.microsoft.com/office/drawing/2016/5/12/chartex" xmlns:cx7="http://schemas.microsoft.com/office/drawing/2016/5/13/chartex" xmlns:cx8="http://schemas.microsoft.com/office/drawing/2016/5/14/chartex" xmlns:mc="http://schemas.openxmlformats.org/markup-compatibility/2006" xmlns:aink="http://schemas.microsoft.com/office/drawing/2016/ink" xmlns:am3d="http://schemas.microsoft.com/office/drawing/2017/model3d" xmlns:o="urn:schemas-microsoft-com:office:office" xmlns:oel="http://schemas.microsoft.com/office/2019/extlst" xmlns:r="http://schemas.openxmlformats.org/officeDocument/2006/relationships" xmlns:m="http://schemas.openxmlformats.org/officeDocument/2006/math" xmlns:v="urn:schemas-microsoft-com:vml" xmlns:wp14="http://schemas.microsoft.com/office/word/2010/wordprocessingDrawing" xmlns:wp="http://schemas.openxmlformats.org/drawingml/2006/wordprocessingDrawing" xmlns:w10="urn:schemas-microsoft-com:office:word" xmlns:w="http://schemas.openxmlformats.org/wordprocessingml/2006/main" xmlns:w14="http://schemas.microsoft.com/office/word/2010/wordml" xmlns:w15="http://schemas.microsoft.com/office/word/2012/wordml" xmlns:w16cex="http://schemas.microsoft.com/office/word/2018/wordml/cex" xmlns:w16cid="http://schemas.microsoft.com/office/word/2016/wordml/cid" xmlns:w16="http://schemas.microsoft.com/office/word/2018/wordml" xmlns:w16du="http://schemas.microsoft.com/office/word/2023/wordml/word16du" xmlns:w16sdtdh="http://schemas.microsoft.com/office/word/2020/wordml/sdtdatahash" xmlns:w16sdtfl="http://schemas.microsoft.com/office/word/2024/wordml/sdtformatlock" xmlns:w16se="http://schemas.microsoft.com/office/word/2015/wordml/symex" xmlns:wpg="http://schemas.microsoft.com/office/word/2010/wordprocessingGroup" xmlns:wpi="http://schemas.microsoft.com/office/word/2010/wordprocessingInk" xmlns:wne="http://schemas.microsoft.com/office/word/2006/wordml" xmlns:wps="http://schemas.microsoft.com/office/word/2010/wordprocessingShape" mc:Ignorable="w14 w15 w16se w16cid w16 w16cex w16sdtdh w16sdtfl w16du wp14">
+<w:endnotes xmlns:wpc="http://schemas.microsoft.com/office/word/2010/wordprocessingCanvas" xmlns:cx="http://schemas.microsoft.com/office/drawing/2014/chartex" xmlns:cx1="http://schemas.microsoft.com/office/drawing/2015/9/8/chartex" xmlns:cx2="http://schemas.microsoft.com/office/drawing/2015/10/21/chartex" xmlns:cx3="http://schemas.microsoft.com/office/drawing/2016/5/9/chartex" xmlns:cx4="http://schemas.microsoft.com/office/drawing/2016/5/10/chartex" xmlns:cx5="http://schemas.microsoft.com/office/drawing/2016/5/11/chartex" xmlns:cx6="http://schemas.microsoft.com/office/drawing/2016/5/12/chartex" xmlns:cx7="http://schemas.microsoft.com/office/drawing/2016/5/13/chartex" xmlns:cx8="http://schemas.microsoft.com/office/drawing/2016/5/14/chartex" xmlns:mc="http://schemas.openxmlformats.org/markup-compatibility/2006" xmlns:aink="http://schemas.microsoft.com/office/drawing/2016/ink" xmlns:am3d="http://schemas.microsoft.com/office/drawing/2017/model3d" xmlns:o="urn:schemas-microsoft-com:office:office" xmlns:r="http://schemas.openxmlformats.org/officeDocument/2006/relationships" xmlns:m="http://schemas.openxmlformats.org/officeDocument/2006/math" xmlns:v="urn:schemas-microsoft-com:vml" xmlns:wp14="http://schemas.microsoft.com/office/word/2010/wordprocessingDrawing" xmlns:wp="http://schemas.openxmlformats.org/drawingml/2006/wordprocessingDrawing" xmlns:w10="urn:schemas-microsoft-com:office:word" xmlns:w="http://schemas.openxmlformats.org/wordprocessingml/2006/main" xmlns:w14="http://schemas.microsoft.com/office/word/2010/wordml" xmlns:w15="http://schemas.microsoft.com/office/word/2012/wordml" xmlns:w16cex="http://schemas.microsoft.com/office/word/2018/wordml/cex" xmlns:w16cid="http://schemas.microsoft.com/office/word/2016/wordml/cid" xmlns:w16="http://schemas.microsoft.com/office/word/2018/wordml" xmlns:w16sdtdh="http://schemas.microsoft.com/office/word/2020/wordml/sdtdatahash" xmlns:w16se="http://schemas.microsoft.com/office/word/2015/wordml/symex" xmlns:wpg="http://schemas.microsoft.com/office/word/2010/wordprocessingGroup" xmlns:wpi="http://schemas.microsoft.com/office/word/2010/wordprocessingInk" xmlns:wne="http://schemas.microsoft.com/office/word/2006/wordml" xmlns:wps="http://schemas.microsoft.com/office/word/2010/wordprocessingShape" mc:Ignorable="w14 w15 w16se w16cid w16 w16cex w16sdtdh wp14">
   <w:endnote w:type="separator" w:id="-1">
     <w:p>
       <w:r>
@@ -410,38 +405,8 @@
 </w:endnotes>
 </file>
 
-<file path=word/footer1.xml><?xml version="1.0" encoding="utf-8"?>
-<w:ftr xmlns:wpc="http://schemas.microsoft.com/office/word/2010/wordprocessingCanvas" xmlns:cx="http://schemas.microsoft.com/office/drawing/2014/chartex" xmlns:cx1="http://schemas.microsoft.com/office/drawing/2015/9/8/chartex" xmlns:cx2="http://schemas.microsoft.com/office/drawing/2015/10/21/chartex" xmlns:cx3="http://schemas.microsoft.com/office/drawing/2016/5/9/chartex" xmlns:cx4="http://schemas.microsoft.com/office/drawing/2016/5/10/chartex" xmlns:cx5="http://schemas.microsoft.com/office/drawing/2016/5/11/chartex" xmlns:cx6="http://schemas.microsoft.com/office/drawing/2016/5/12/chartex" xmlns:cx7="http://schemas.microsoft.com/office/drawing/2016/5/13/chartex" xmlns:cx8="http://schemas.microsoft.com/office/drawing/2016/5/14/chartex" xmlns:mc="http://schemas.openxmlformats.org/markup-compatibility/2006" xmlns:aink="http://schemas.microsoft.com/office/drawing/2016/ink" xmlns:am3d="http://schemas.microsoft.com/office/drawing/2017/model3d" xmlns:o="urn:schemas-microsoft-com:office:office" xmlns:oel="http://schemas.microsoft.com/office/2019/extlst" xmlns:r="http://schemas.openxmlformats.org/officeDocument/2006/relationships" xmlns:m="http://schemas.openxmlformats.org/officeDocument/2006/math" xmlns:v="urn:schemas-microsoft-com:vml" xmlns:wp14="http://schemas.microsoft.com/office/word/2010/wordprocessingDrawing" xmlns:wp="http://schemas.openxmlformats.org/drawingml/2006/wordprocessingDrawing" xmlns:w10="urn:schemas-microsoft-com:office:word" xmlns:w="http://schemas.openxmlformats.org/wordprocessingml/2006/main" xmlns:w14="http://schemas.microsoft.com/office/word/2010/wordml" xmlns:w15="http://schemas.microsoft.com/office/word/2012/wordml" xmlns:w16cex="http://schemas.microsoft.com/office/word/2018/wordml/cex" xmlns:w16cid="http://schemas.microsoft.com/office/word/2016/wordml/cid" xmlns:w16="http://schemas.microsoft.com/office/word/2018/wordml" xmlns:w16du="http://schemas.microsoft.com/office/word/2023/wordml/word16du" xmlns:w16sdtdh="http://schemas.microsoft.com/office/word/2020/wordml/sdtdatahash" xmlns:w16sdtfl="http://schemas.microsoft.com/office/word/2024/wordml/sdtformatlock" xmlns:w16se="http://schemas.microsoft.com/office/word/2015/wordml/symex" xmlns:wpg="http://schemas.microsoft.com/office/word/2010/wordprocessingGroup" xmlns:wpi="http://schemas.microsoft.com/office/word/2010/wordprocessingInk" xmlns:wne="http://schemas.microsoft.com/office/word/2006/wordml" xmlns:wps="http://schemas.microsoft.com/office/word/2010/wordprocessingShape" mc:Ignorable="w14 w15 w16se w16cid w16 w16cex w16sdtdh w16sdtfl w16du wp14">
-  <w:p>
-    <w:pPr>
-      <w:pStyle w:val="Rodap"/>
-    </w:pPr>
-  </w:p>
-</w:ftr>
-</file>
-
-<file path=word/footer2.xml><?xml version="1.0" encoding="utf-8"?>
-<w:ftr xmlns:wpc="http://schemas.microsoft.com/office/word/2010/wordprocessingCanvas" xmlns:cx="http://schemas.microsoft.com/office/drawing/2014/chartex" xmlns:cx1="http://schemas.microsoft.com/office/drawing/2015/9/8/chartex" xmlns:cx2="http://schemas.microsoft.com/office/drawing/2015/10/21/chartex" xmlns:cx3="http://schemas.microsoft.com/office/drawing/2016/5/9/chartex" xmlns:cx4="http://schemas.microsoft.com/office/drawing/2016/5/10/chartex" xmlns:cx5="http://schemas.microsoft.com/office/drawing/2016/5/11/chartex" xmlns:cx6="http://schemas.microsoft.com/office/drawing/2016/5/12/chartex" xmlns:cx7="http://schemas.microsoft.com/office/drawing/2016/5/13/chartex" xmlns:cx8="http://schemas.microsoft.com/office/drawing/2016/5/14/chartex" xmlns:mc="http://schemas.openxmlformats.org/markup-compatibility/2006" xmlns:aink="http://schemas.microsoft.com/office/drawing/2016/ink" xmlns:am3d="http://schemas.microsoft.com/office/drawing/2017/model3d" xmlns:o="urn:schemas-microsoft-com:office:office" xmlns:oel="http://schemas.microsoft.com/office/2019/extlst" xmlns:r="http://schemas.openxmlformats.org/officeDocument/2006/relationships" xmlns:m="http://schemas.openxmlformats.org/officeDocument/2006/math" xmlns:v="urn:schemas-microsoft-com:vml" xmlns:wp14="http://schemas.microsoft.com/office/word/2010/wordprocessingDrawing" xmlns:wp="http://schemas.openxmlformats.org/drawingml/2006/wordprocessingDrawing" xmlns:w10="urn:schemas-microsoft-com:office:word" xmlns:w="http://schemas.openxmlformats.org/wordprocessingml/2006/main" xmlns:w14="http://schemas.microsoft.com/office/word/2010/wordml" xmlns:w15="http://schemas.microsoft.com/office/word/2012/wordml" xmlns:w16cex="http://schemas.microsoft.com/office/word/2018/wordml/cex" xmlns:w16cid="http://schemas.microsoft.com/office/word/2016/wordml/cid" xmlns:w16="http://schemas.microsoft.com/office/word/2018/wordml" xmlns:w16du="http://schemas.microsoft.com/office/word/2023/wordml/word16du" xmlns:w16sdtdh="http://schemas.microsoft.com/office/word/2020/wordml/sdtdatahash" xmlns:w16sdtfl="http://schemas.microsoft.com/office/word/2024/wordml/sdtformatlock" xmlns:w16se="http://schemas.microsoft.com/office/word/2015/wordml/symex" xmlns:wpg="http://schemas.microsoft.com/office/word/2010/wordprocessingGroup" xmlns:wpi="http://schemas.microsoft.com/office/word/2010/wordprocessingInk" xmlns:wne="http://schemas.microsoft.com/office/word/2006/wordml" xmlns:wps="http://schemas.microsoft.com/office/word/2010/wordprocessingShape" mc:Ignorable="w14 w15 w16se w16cid w16 w16cex w16sdtdh w16sdtfl w16du wp14">
-  <w:p>
-    <w:pPr>
-      <w:pStyle w:val="Rodap"/>
-    </w:pPr>
-  </w:p>
-</w:ftr>
-</file>
-
-<file path=word/footer3.xml><?xml version="1.0" encoding="utf-8"?>
-<w:ftr xmlns:wpc="http://schemas.microsoft.com/office/word/2010/wordprocessingCanvas" xmlns:cx="http://schemas.microsoft.com/office/drawing/2014/chartex" xmlns:cx1="http://schemas.microsoft.com/office/drawing/2015/9/8/chartex" xmlns:cx2="http://schemas.microsoft.com/office/drawing/2015/10/21/chartex" xmlns:cx3="http://schemas.microsoft.com/office/drawing/2016/5/9/chartex" xmlns:cx4="http://schemas.microsoft.com/office/drawing/2016/5/10/chartex" xmlns:cx5="http://schemas.microsoft.com/office/drawing/2016/5/11/chartex" xmlns:cx6="http://schemas.microsoft.com/office/drawing/2016/5/12/chartex" xmlns:cx7="http://schemas.microsoft.com/office/drawing/2016/5/13/chartex" xmlns:cx8="http://schemas.microsoft.com/office/drawing/2016/5/14/chartex" xmlns:mc="http://schemas.openxmlformats.org/markup-compatibility/2006" xmlns:aink="http://schemas.microsoft.com/office/drawing/2016/ink" xmlns:am3d="http://schemas.microsoft.com/office/drawing/2017/model3d" xmlns:o="urn:schemas-microsoft-com:office:office" xmlns:oel="http://schemas.microsoft.com/office/2019/extlst" xmlns:r="http://schemas.openxmlformats.org/officeDocument/2006/relationships" xmlns:m="http://schemas.openxmlformats.org/officeDocument/2006/math" xmlns:v="urn:schemas-microsoft-com:vml" xmlns:wp14="http://schemas.microsoft.com/office/word/2010/wordprocessingDrawing" xmlns:wp="http://schemas.openxmlformats.org/drawingml/2006/wordprocessingDrawing" xmlns:w10="urn:schemas-microsoft-com:office:word" xmlns:w="http://schemas.openxmlformats.org/wordprocessingml/2006/main" xmlns:w14="http://schemas.microsoft.com/office/word/2010/wordml" xmlns:w15="http://schemas.microsoft.com/office/word/2012/wordml" xmlns:w16cex="http://schemas.microsoft.com/office/word/2018/wordml/cex" xmlns:w16cid="http://schemas.microsoft.com/office/word/2016/wordml/cid" xmlns:w16="http://schemas.microsoft.com/office/word/2018/wordml" xmlns:w16du="http://schemas.microsoft.com/office/word/2023/wordml/word16du" xmlns:w16sdtdh="http://schemas.microsoft.com/office/word/2020/wordml/sdtdatahash" xmlns:w16sdtfl="http://schemas.microsoft.com/office/word/2024/wordml/sdtformatlock" xmlns:w16se="http://schemas.microsoft.com/office/word/2015/wordml/symex" xmlns:wpg="http://schemas.microsoft.com/office/word/2010/wordprocessingGroup" xmlns:wpi="http://schemas.microsoft.com/office/word/2010/wordprocessingInk" xmlns:wne="http://schemas.microsoft.com/office/word/2006/wordml" xmlns:wps="http://schemas.microsoft.com/office/word/2010/wordprocessingShape" mc:Ignorable="w14 w15 w16se w16cid w16 w16cex w16sdtdh w16sdtfl w16du wp14">
-  <w:p>
-    <w:pPr>
-      <w:pStyle w:val="Rodap"/>
-    </w:pPr>
-  </w:p>
-</w:ftr>
-</file>
-
 <file path=word/footnotes.xml><?xml version="1.0" encoding="utf-8"?>
-<w:footnotes xmlns:wpc="http://schemas.microsoft.com/office/word/2010/wordprocessingCanvas" xmlns:cx="http://schemas.microsoft.com/office/drawing/2014/chartex" xmlns:cx1="http://schemas.microsoft.com/office/drawing/2015/9/8/chartex" xmlns:cx2="http://schemas.microsoft.com/office/drawing/2015/10/21/chartex" xmlns:cx3="http://schemas.microsoft.com/office/drawing/2016/5/9/chartex" xmlns:cx4="http://schemas.microsoft.com/office/drawing/2016/5/10/chartex" xmlns:cx5="http://schemas.microsoft.com/office/drawing/2016/5/11/chartex" xmlns:cx6="http://schemas.microsoft.com/office/drawing/2016/5/12/chartex" xmlns:cx7="http://schemas.microsoft.com/office/drawing/2016/5/13/chartex" xmlns:cx8="http://schemas.microsoft.com/office/drawing/2016/5/14/chartex" xmlns:mc="http://schemas.openxmlformats.org/markup-compatibility/2006" xmlns:aink="http://schemas.microsoft.com/office/drawing/2016/ink" xmlns:am3d="http://schemas.microsoft.com/office/drawing/2017/model3d" xmlns:o="urn:schemas-microsoft-com:office:office" xmlns:oel="http://schemas.microsoft.com/office/2019/extlst" xmlns:r="http://schemas.openxmlformats.org/officeDocument/2006/relationships" xmlns:m="http://schemas.openxmlformats.org/officeDocument/2006/math" xmlns:v="urn:schemas-microsoft-com:vml" xmlns:wp14="http://schemas.microsoft.com/office/word/2010/wordprocessingDrawing" xmlns:wp="http://schemas.openxmlformats.org/drawingml/2006/wordprocessingDrawing" xmlns:w10="urn:schemas-microsoft-com:office:word" xmlns:w="http://schemas.openxmlformats.org/wordprocessingml/2006/main" xmlns:w14="http://schemas.microsoft.com/office/word/2010/wordml" xmlns:w15="http://schemas.microsoft.com/office/word/2012/wordml" xmlns:w16cex="http://schemas.microsoft.com/office/word/2018/wordml/cex" xmlns:w16cid="http://schemas.microsoft.com/office/word/2016/wordml/cid" xmlns:w16="http://schemas.microsoft.com/office/word/2018/wordml" xmlns:w16du="http://schemas.microsoft.com/office/word/2023/wordml/word16du" xmlns:w16sdtdh="http://schemas.microsoft.com/office/word/2020/wordml/sdtdatahash" xmlns:w16sdtfl="http://schemas.microsoft.com/office/word/2024/wordml/sdtformatlock" xmlns:w16se="http://schemas.microsoft.com/office/word/2015/wordml/symex" xmlns:wpg="http://schemas.microsoft.com/office/word/2010/wordprocessingGroup" xmlns:wpi="http://schemas.microsoft.com/office/word/2010/wordprocessingInk" xmlns:wne="http://schemas.microsoft.com/office/word/2006/wordml" xmlns:wps="http://schemas.microsoft.com/office/word/2010/wordprocessingShape" mc:Ignorable="w14 w15 w16se w16cid w16 w16cex w16sdtdh w16sdtfl w16du wp14">
+<w:footnotes xmlns:wpc="http://schemas.microsoft.com/office/word/2010/wordprocessingCanvas" xmlns:cx="http://schemas.microsoft.com/office/drawing/2014/chartex" xmlns:cx1="http://schemas.microsoft.com/office/drawing/2015/9/8/chartex" xmlns:cx2="http://schemas.microsoft.com/office/drawing/2015/10/21/chartex" xmlns:cx3="http://schemas.microsoft.com/office/drawing/2016/5/9/chartex" xmlns:cx4="http://schemas.microsoft.com/office/drawing/2016/5/10/chartex" xmlns:cx5="http://schemas.microsoft.com/office/drawing/2016/5/11/chartex" xmlns:cx6="http://schemas.microsoft.com/office/drawing/2016/5/12/chartex" xmlns:cx7="http://schemas.microsoft.com/office/drawing/2016/5/13/chartex" xmlns:cx8="http://schemas.microsoft.com/office/drawing/2016/5/14/chartex" xmlns:mc="http://schemas.openxmlformats.org/markup-compatibility/2006" xmlns:aink="http://schemas.microsoft.com/office/drawing/2016/ink" xmlns:am3d="http://schemas.microsoft.com/office/drawing/2017/model3d" xmlns:o="urn:schemas-microsoft-com:office:office" xmlns:r="http://schemas.openxmlformats.org/officeDocument/2006/relationships" xmlns:m="http://schemas.openxmlformats.org/officeDocument/2006/math" xmlns:v="urn:schemas-microsoft-com:vml" xmlns:wp14="http://schemas.microsoft.com/office/word/2010/wordprocessingDrawing" xmlns:wp="http://schemas.openxmlformats.org/drawingml/2006/wordprocessingDrawing" xmlns:w10="urn:schemas-microsoft-com:office:word" xmlns:w="http://schemas.openxmlformats.org/wordprocessingml/2006/main" xmlns:w14="http://schemas.microsoft.com/office/word/2010/wordml" xmlns:w15="http://schemas.microsoft.com/office/word/2012/wordml" xmlns:w16cex="http://schemas.microsoft.com/office/word/2018/wordml/cex" xmlns:w16cid="http://schemas.microsoft.com/office/word/2016/wordml/cid" xmlns:w16="http://schemas.microsoft.com/office/word/2018/wordml" xmlns:w16sdtdh="http://schemas.microsoft.com/office/word/2020/wordml/sdtdatahash" xmlns:w16se="http://schemas.microsoft.com/office/word/2015/wordml/symex" xmlns:wpg="http://schemas.microsoft.com/office/word/2010/wordprocessingGroup" xmlns:wpi="http://schemas.microsoft.com/office/word/2010/wordprocessingInk" xmlns:wne="http://schemas.microsoft.com/office/word/2006/wordml" xmlns:wps="http://schemas.microsoft.com/office/word/2010/wordprocessingShape" mc:Ignorable="w14 w15 w16se w16cid w16 w16cex w16sdtdh wp14">
   <w:footnote w:type="separator" w:id="-1">
     <w:p>
       <w:r>
@@ -460,84 +425,71 @@
 </file>
 
 <file path=word/header1.xml><?xml version="1.0" encoding="utf-8"?>
-<w:hdr xmlns:wpc="http://schemas.microsoft.com/office/word/2010/wordprocessingCanvas" xmlns:cx="http://schemas.microsoft.com/office/drawing/2014/chartex" xmlns:cx1="http://schemas.microsoft.com/office/drawing/2015/9/8/chartex" xmlns:cx2="http://schemas.microsoft.com/office/drawing/2015/10/21/chartex" xmlns:cx3="http://schemas.microsoft.com/office/drawing/2016/5/9/chartex" xmlns:cx4="http://schemas.microsoft.com/office/drawing/2016/5/10/chartex" xmlns:cx5="http://schemas.microsoft.com/office/drawing/2016/5/11/chartex" xmlns:cx6="http://schemas.microsoft.com/office/drawing/2016/5/12/chartex" xmlns:cx7="http://schemas.microsoft.com/office/drawing/2016/5/13/chartex" xmlns:cx8="http://schemas.microsoft.com/office/drawing/2016/5/14/chartex" xmlns:mc="http://schemas.openxmlformats.org/markup-compatibility/2006" xmlns:aink="http://schemas.microsoft.com/office/drawing/2016/ink" xmlns:am3d="http://schemas.microsoft.com/office/drawing/2017/model3d" xmlns:o="urn:schemas-microsoft-com:office:office" xmlns:oel="http://schemas.microsoft.com/office/2019/extlst" xmlns:r="http://schemas.openxmlformats.org/officeDocument/2006/relationships" xmlns:m="http://schemas.openxmlformats.org/officeDocument/2006/math" xmlns:v="urn:schemas-microsoft-com:vml" xmlns:wp14="http://schemas.microsoft.com/office/word/2010/wordprocessingDrawing" xmlns:wp="http://schemas.openxmlformats.org/drawingml/2006/wordprocessingDrawing" xmlns:w10="urn:schemas-microsoft-com:office:word" xmlns:w="http://schemas.openxmlformats.org/wordprocessingml/2006/main" xmlns:w14="http://schemas.microsoft.com/office/word/2010/wordml" xmlns:w15="http://schemas.microsoft.com/office/word/2012/wordml" xmlns:w16cex="http://schemas.microsoft.com/office/word/2018/wordml/cex" xmlns:w16cid="http://schemas.microsoft.com/office/word/2016/wordml/cid" xmlns:w16="http://schemas.microsoft.com/office/word/2018/wordml" xmlns:w16du="http://schemas.microsoft.com/office/word/2023/wordml/word16du" xmlns:w16sdtdh="http://schemas.microsoft.com/office/word/2020/wordml/sdtdatahash" xmlns:w16sdtfl="http://schemas.microsoft.com/office/word/2024/wordml/sdtformatlock" xmlns:w16se="http://schemas.microsoft.com/office/word/2015/wordml/symex" xmlns:wpg="http://schemas.microsoft.com/office/word/2010/wordprocessingGroup" xmlns:wpi="http://schemas.microsoft.com/office/word/2010/wordprocessingInk" xmlns:wne="http://schemas.microsoft.com/office/word/2006/wordml" xmlns:wps="http://schemas.microsoft.com/office/word/2010/wordprocessingShape" mc:Ignorable="w14 w15 w16se w16cid w16 w16cex w16sdtdh w16sdtfl w16du wp14">
+<w:hdr xmlns:wpc="http://schemas.microsoft.com/office/word/2010/wordprocessingCanvas" xmlns:cx="http://schemas.microsoft.com/office/drawing/2014/chartex" xmlns:cx1="http://schemas.microsoft.com/office/drawing/2015/9/8/chartex" xmlns:cx2="http://schemas.microsoft.com/office/drawing/2015/10/21/chartex" xmlns:cx3="http://schemas.microsoft.com/office/drawing/2016/5/9/chartex" xmlns:cx4="http://schemas.microsoft.com/office/drawing/2016/5/10/chartex" xmlns:cx5="http://schemas.microsoft.com/office/drawing/2016/5/11/chartex" xmlns:cx6="http://schemas.microsoft.com/office/drawing/2016/5/12/chartex" xmlns:cx7="http://schemas.microsoft.com/office/drawing/2016/5/13/chartex" xmlns:cx8="http://schemas.microsoft.com/office/drawing/2016/5/14/chartex" xmlns:mc="http://schemas.openxmlformats.org/markup-compatibility/2006" xmlns:aink="http://schemas.microsoft.com/office/drawing/2016/ink" xmlns:am3d="http://schemas.microsoft.com/office/drawing/2017/model3d" xmlns:o="urn:schemas-microsoft-com:office:office" xmlns:r="http://schemas.openxmlformats.org/officeDocument/2006/relationships" xmlns:m="http://schemas.openxmlformats.org/officeDocument/2006/math" xmlns:v="urn:schemas-microsoft-com:vml" xmlns:wp14="http://schemas.microsoft.com/office/word/2010/wordprocessingDrawing" xmlns:wp="http://schemas.openxmlformats.org/drawingml/2006/wordprocessingDrawing" xmlns:w10="urn:schemas-microsoft-com:office:word" xmlns:w="http://schemas.openxmlformats.org/wordprocessingml/2006/main" xmlns:w14="http://schemas.microsoft.com/office/word/2010/wordml" xmlns:w15="http://schemas.microsoft.com/office/word/2012/wordml" xmlns:w16cex="http://schemas.microsoft.com/office/word/2018/wordml/cex" xmlns:w16cid="http://schemas.microsoft.com/office/word/2016/wordml/cid" xmlns:w16="http://schemas.microsoft.com/office/word/2018/wordml" xmlns:w16sdtdh="http://schemas.microsoft.com/office/word/2020/wordml/sdtdatahash" xmlns:w16se="http://schemas.microsoft.com/office/word/2015/wordml/symex" xmlns:wpg="http://schemas.microsoft.com/office/word/2010/wordprocessingGroup" xmlns:wpi="http://schemas.microsoft.com/office/word/2010/wordprocessingInk" xmlns:wne="http://schemas.microsoft.com/office/word/2006/wordml" xmlns:wps="http://schemas.microsoft.com/office/word/2010/wordprocessingShape" mc:Ignorable="w14 w15 w16se w16cid w16 w16cex w16sdtdh wp14">
   <w:p>
     <w:pPr>
-      <w:pStyle w:val="Cabealho"/>
-    </w:pPr>
-  </w:p>
-</w:hdr>
-</file>
-
-<file path=word/header2.xml><?xml version="1.0" encoding="utf-8"?>
-<w:hdr xmlns:wpc="http://schemas.microsoft.com/office/word/2010/wordprocessingCanvas" xmlns:cx="http://schemas.microsoft.com/office/drawing/2014/chartex" xmlns:cx1="http://schemas.microsoft.com/office/drawing/2015/9/8/chartex" xmlns:cx2="http://schemas.microsoft.com/office/drawing/2015/10/21/chartex" xmlns:cx3="http://schemas.microsoft.com/office/drawing/2016/5/9/chartex" xmlns:cx4="http://schemas.microsoft.com/office/drawing/2016/5/10/chartex" xmlns:cx5="http://schemas.microsoft.com/office/drawing/2016/5/11/chartex" xmlns:cx6="http://schemas.microsoft.com/office/drawing/2016/5/12/chartex" xmlns:cx7="http://schemas.microsoft.com/office/drawing/2016/5/13/chartex" xmlns:cx8="http://schemas.microsoft.com/office/drawing/2016/5/14/chartex" xmlns:mc="http://schemas.openxmlformats.org/markup-compatibility/2006" xmlns:aink="http://schemas.microsoft.com/office/drawing/2016/ink" xmlns:am3d="http://schemas.microsoft.com/office/drawing/2017/model3d" xmlns:o="urn:schemas-microsoft-com:office:office" xmlns:oel="http://schemas.microsoft.com/office/2019/extlst" xmlns:r="http://schemas.openxmlformats.org/officeDocument/2006/relationships" xmlns:m="http://schemas.openxmlformats.org/officeDocument/2006/math" xmlns:v="urn:schemas-microsoft-com:vml" xmlns:wp14="http://schemas.microsoft.com/office/word/2010/wordprocessingDrawing" xmlns:wp="http://schemas.openxmlformats.org/drawingml/2006/wordprocessingDrawing" xmlns:w10="urn:schemas-microsoft-com:office:word" xmlns:w="http://schemas.openxmlformats.org/wordprocessingml/2006/main" xmlns:w14="http://schemas.microsoft.com/office/word/2010/wordml" xmlns:w15="http://schemas.microsoft.com/office/word/2012/wordml" xmlns:w16cex="http://schemas.microsoft.com/office/word/2018/wordml/cex" xmlns:w16cid="http://schemas.microsoft.com/office/word/2016/wordml/cid" xmlns:w16="http://schemas.microsoft.com/office/word/2018/wordml" xmlns:w16du="http://schemas.microsoft.com/office/word/2023/wordml/word16du" xmlns:w16sdtdh="http://schemas.microsoft.com/office/word/2020/wordml/sdtdatahash" xmlns:w16sdtfl="http://schemas.microsoft.com/office/word/2024/wordml/sdtformatlock" xmlns:w16se="http://schemas.microsoft.com/office/word/2015/wordml/symex" xmlns:wpg="http://schemas.microsoft.com/office/word/2010/wordprocessingGroup" xmlns:wpi="http://schemas.microsoft.com/office/word/2010/wordprocessingInk" xmlns:wne="http://schemas.microsoft.com/office/word/2006/wordml" xmlns:wps="http://schemas.microsoft.com/office/word/2010/wordprocessingShape" mc:Ignorable="w14 w15 w16se w16cid w16 w16cex w16sdtdh w16sdtfl w16du wp14">
-  <w:p>
-    <w:pPr>
+      <w:pBdr>
+        <w:top w:val="nil"/>
+        <w:left w:val="nil"/>
+        <w:bottom w:val="nil"/>
+        <w:right w:val="nil"/>
+        <w:between w:val="nil"/>
+      </w:pBdr>
+      <w:tabs>
+        <w:tab w:val="center" w:pos="4252"/>
+        <w:tab w:val="right" w:pos="8504"/>
+        <w:tab w:val="left" w:pos="2580"/>
+        <w:tab w:val="left" w:pos="2985"/>
+      </w:tabs>
+      <w:spacing w:after="120" w:line="276" w:lineRule="auto"/>
       <w:jc w:val="center"/>
       <w:rPr>
-        <w:rFonts w:ascii="Verdana" w:hAnsi="Verdana"/>
-        <w:b/>
-        <w:sz w:val="28"/>
-        <w:szCs w:val="28"/>
+        <w:color w:val="000000"/>
+        <w:sz w:val="32"/>
+        <w:szCs w:val="32"/>
       </w:rPr>
     </w:pPr>
     <w:r>
       <w:rPr>
-        <w:rFonts w:ascii="Arial" w:hAnsi="Arial" w:cs="Arial"/>
         <w:noProof/>
-        <w:sz w:val="28"/>
-        <w:szCs w:val="28"/>
       </w:rPr>
       <w:drawing>
-        <wp:anchor distT="0" distB="0" distL="114300" distR="114300" simplePos="0" relativeHeight="251657216" behindDoc="0" locked="0" layoutInCell="1" allowOverlap="1" wp14:anchorId="77480417" wp14:editId="20D1E489">
+        <wp:anchor distT="0" distB="0" distL="0" distR="0" simplePos="0" relativeHeight="251659264" behindDoc="1" locked="0" layoutInCell="1" hidden="0" allowOverlap="1" wp14:anchorId="4D361939" wp14:editId="6A17CCA2">
           <wp:simplePos x="0" y="0"/>
-          <wp:positionH relativeFrom="column">
-            <wp:posOffset>5826760</wp:posOffset>
+          <wp:positionH relativeFrom="margin">
+            <wp:posOffset>5796280</wp:posOffset>
           </wp:positionH>
           <wp:positionV relativeFrom="paragraph">
-            <wp:posOffset>-20955</wp:posOffset>
+            <wp:posOffset>9525</wp:posOffset>
           </wp:positionV>
-          <wp:extent cx="857250" cy="857250"/>
-          <wp:effectExtent l="0" t="0" r="0" b="0"/>
-          <wp:wrapSquare wrapText="bothSides"/>
-          <wp:docPr id="10" name="Imagem 10" descr="C:\Users\EUNICE\Desktop\5dac05df-98dd-433e-8b60-a90ccd3d25b7.jpg"/>
-          <wp:cNvGraphicFramePr>
-            <a:graphicFrameLocks xmlns:a="http://schemas.openxmlformats.org/drawingml/2006/main" noChangeAspect="1"/>
-          </wp:cNvGraphicFramePr>
+          <wp:extent cx="971550" cy="928048"/>
+          <wp:effectExtent l="0" t="0" r="0" b="5715"/>
+          <wp:wrapNone/>
+          <wp:docPr id="5" name="image2.jpg" descr="C:\Users\EUNICE\Desktop\5dac05df-98dd-433e-8b60-a90ccd3d25b7.jpg"/>
+          <wp:cNvGraphicFramePr/>
           <a:graphic xmlns:a="http://schemas.openxmlformats.org/drawingml/2006/main">
             <a:graphicData uri="http://schemas.openxmlformats.org/drawingml/2006/picture">
               <pic:pic xmlns:pic="http://schemas.openxmlformats.org/drawingml/2006/picture">
                 <pic:nvPicPr>
-                  <pic:cNvPr id="0" name="Picture 430" descr="C:\Users\EUNICE\Desktop\5dac05df-98dd-433e-8b60-a90ccd3d25b7.jpg"/>
-                  <pic:cNvPicPr>
-                    <a:picLocks noChangeAspect="1" noChangeArrowheads="1"/>
-                  </pic:cNvPicPr>
+                  <pic:cNvPr id="0" name="image2.jpg" descr="C:\Users\EUNICE\Desktop\5dac05df-98dd-433e-8b60-a90ccd3d25b7.jpg"/>
+                  <pic:cNvPicPr preferRelativeResize="0"/>
                 </pic:nvPicPr>
                 <pic:blipFill>
-                  <a:blip r:embed="rId1" cstate="print">
-                    <a:extLst>
-                      <a:ext uri="{28A0092B-C50C-407E-A947-70E740481C1C}">
-                        <a14:useLocalDpi xmlns:a14="http://schemas.microsoft.com/office/drawing/2010/main" val="0"/>
-                      </a:ext>
-                    </a:extLst>
-                  </a:blip>
+                  <a:blip r:embed="rId1"/>
                   <a:srcRect/>
                   <a:stretch>
                     <a:fillRect/>
                   </a:stretch>
                 </pic:blipFill>
-                <pic:spPr bwMode="auto">
+                <pic:spPr>
                   <a:xfrm>
                     <a:off x="0" y="0"/>
-                    <a:ext cx="857250" cy="857250"/>
+                    <a:ext cx="971550" cy="928048"/>
                   </a:xfrm>
                   <a:prstGeom prst="rect">
                     <a:avLst/>
                   </a:prstGeom>
-                  <a:noFill/>
-                  <a:ln>
-                    <a:noFill/>
-                  </a:ln>
+                  <a:ln/>
                 </pic:spPr>
               </pic:pic>
             </a:graphicData>
@@ -549,148 +501,177 @@
       <w:rPr>
         <w:noProof/>
       </w:rPr>
-      <w:object w:dxaOrig="1440" w:dyaOrig="1440" w14:anchorId="2F39311D">
-        <v:shapetype id="_x0000_t75" coordsize="21600,21600" o:spt="75" o:preferrelative="t" path="m@4@5l@4@11@9@11@9@5xe" filled="f" stroked="f">
-          <v:stroke joinstyle="miter"/>
-          <v:formulas>
-            <v:f eqn="if lineDrawn pixelLineWidth 0"/>
-            <v:f eqn="sum @0 1 0"/>
-            <v:f eqn="sum 0 0 @1"/>
-            <v:f eqn="prod @2 1 2"/>
-            <v:f eqn="prod @3 21600 pixelWidth"/>
-            <v:f eqn="prod @3 21600 pixelHeight"/>
-            <v:f eqn="sum @0 0 1"/>
-            <v:f eqn="prod @6 1 2"/>
-            <v:f eqn="prod @7 21600 pixelWidth"/>
-            <v:f eqn="sum @8 21600 0"/>
-            <v:f eqn="prod @7 21600 pixelHeight"/>
-            <v:f eqn="sum @10 21600 0"/>
-          </v:formulas>
-          <v:path o:extrusionok="f" gradientshapeok="t" o:connecttype="rect"/>
-          <o:lock v:ext="edit" aspectratio="t"/>
-        </v:shapetype>
-        <v:shape id="_x0000_s2049" type="#_x0000_t75" style="position:absolute;left:0;text-align:left;margin-left:-6.75pt;margin-top:0;width:80.25pt;height:71.65pt;z-index:-251658240;mso-position-horizontal-relative:text;mso-position-vertical-relative:text">
-          <v:imagedata r:id="rId2" o:title="" blacklevel="3932f"/>
-        </v:shape>
-        <o:OLEObject Type="Embed" ProgID="PBrush" ShapeID="_x0000_s2049" DrawAspect="Content" ObjectID="_1810704345" r:id="rId3"/>
-      </w:object>
+      <w:drawing>
+        <wp:anchor distT="0" distB="0" distL="0" distR="0" simplePos="0" relativeHeight="251660288" behindDoc="1" locked="0" layoutInCell="1" hidden="0" allowOverlap="1" wp14:anchorId="583A442C" wp14:editId="13B8D1B4">
+          <wp:simplePos x="0" y="0"/>
+          <wp:positionH relativeFrom="column">
+            <wp:posOffset>-127000</wp:posOffset>
+          </wp:positionH>
+          <wp:positionV relativeFrom="paragraph">
+            <wp:posOffset>-95250</wp:posOffset>
+          </wp:positionV>
+          <wp:extent cx="1090876" cy="1153811"/>
+          <wp:effectExtent l="0" t="0" r="0" b="0"/>
+          <wp:wrapNone/>
+          <wp:docPr id="1" name="image1.png"/>
+          <wp:cNvGraphicFramePr/>
+          <a:graphic xmlns:a="http://schemas.openxmlformats.org/drawingml/2006/main">
+            <a:graphicData uri="http://schemas.openxmlformats.org/drawingml/2006/picture">
+              <pic:pic xmlns:pic="http://schemas.openxmlformats.org/drawingml/2006/picture">
+                <pic:nvPicPr>
+                  <pic:cNvPr id="0" name="image1.png"/>
+                  <pic:cNvPicPr preferRelativeResize="0"/>
+                </pic:nvPicPr>
+                <pic:blipFill>
+                  <a:blip r:embed="rId2"/>
+                  <a:srcRect/>
+                  <a:stretch>
+                    <a:fillRect/>
+                  </a:stretch>
+                </pic:blipFill>
+                <pic:spPr>
+                  <a:xfrm>
+                    <a:off x="0" y="0"/>
+                    <a:ext cx="1090876" cy="1153811"/>
+                  </a:xfrm>
+                  <a:prstGeom prst="rect">
+                    <a:avLst/>
+                  </a:prstGeom>
+                  <a:ln/>
+                </pic:spPr>
+              </pic:pic>
+            </a:graphicData>
+          </a:graphic>
+        </wp:anchor>
+      </w:drawing>
     </w:r>
     <w:r>
       <w:rPr>
-        <w:rFonts w:ascii="Verdana" w:hAnsi="Verdana"/>
-        <w:b/>
-        <w:sz w:val="28"/>
-        <w:szCs w:val="28"/>
-        <w:u w:val="single"/>
+        <w:color w:val="000000"/>
+        <w:sz w:val="32"/>
+        <w:szCs w:val="32"/>
       </w:rPr>
-      <w:t>EMEF” ALFREDINA COELHO”</w:t>
+      <w:t>MUNICÍPIO DE SÃO JOÃO DE IRACEMA</w:t>
     </w:r>
   </w:p>
   <w:p>
     <w:pPr>
+      <w:pBdr>
+        <w:top w:val="nil"/>
+        <w:left w:val="nil"/>
+        <w:bottom w:val="nil"/>
+        <w:right w:val="nil"/>
+        <w:between w:val="nil"/>
+      </w:pBdr>
+      <w:tabs>
+        <w:tab w:val="center" w:pos="4252"/>
+        <w:tab w:val="right" w:pos="8504"/>
+        <w:tab w:val="left" w:pos="2580"/>
+        <w:tab w:val="left" w:pos="2985"/>
+      </w:tabs>
+      <w:spacing w:after="120" w:line="276" w:lineRule="auto"/>
       <w:jc w:val="center"/>
       <w:rPr>
-        <w:rFonts w:ascii="Arial" w:hAnsi="Arial" w:cs="Arial"/>
-        <w:b/>
-        <w:sz w:val="20"/>
-        <w:szCs w:val="20"/>
+        <w:color w:val="000000"/>
+        <w:sz w:val="36"/>
+        <w:szCs w:val="36"/>
       </w:rPr>
     </w:pPr>
     <w:r>
       <w:rPr>
-        <w:rFonts w:ascii="Arial" w:hAnsi="Arial" w:cs="Arial"/>
-        <w:b/>
-        <w:sz w:val="20"/>
-        <w:szCs w:val="20"/>
+        <w:color w:val="000000"/>
+        <w:sz w:val="36"/>
+        <w:szCs w:val="36"/>
       </w:rPr>
-      <w:t>CNPJ 12.274.547/0001 – 64</w:t>
+      <w:t>EMEF “ALFREDINA COELHO”</w:t>
     </w:r>
   </w:p>
   <w:p>
     <w:pPr>
+      <w:pBdr>
+        <w:top w:val="nil"/>
+        <w:left w:val="nil"/>
+        <w:bottom w:val="nil"/>
+        <w:right w:val="nil"/>
+        <w:between w:val="nil"/>
+      </w:pBdr>
+      <w:tabs>
+        <w:tab w:val="center" w:pos="4252"/>
+        <w:tab w:val="right" w:pos="8504"/>
+        <w:tab w:val="left" w:pos="2580"/>
+        <w:tab w:val="left" w:pos="2985"/>
+      </w:tabs>
+      <w:spacing w:after="120" w:line="276" w:lineRule="auto"/>
       <w:jc w:val="center"/>
       <w:rPr>
-        <w:rFonts w:ascii="Arial" w:hAnsi="Arial" w:cs="Arial"/>
         <w:b/>
-        <w:sz w:val="20"/>
-        <w:szCs w:val="20"/>
+        <w:bCs/>
+        <w:color w:val="000000"/>
+        <w:sz w:val="16"/>
+        <w:szCs w:val="16"/>
       </w:rPr>
     </w:pPr>
     <w:r>
       <w:rPr>
-        <w:rFonts w:ascii="Arial" w:hAnsi="Arial" w:cs="Arial"/>
         <w:b/>
-        <w:sz w:val="20"/>
-        <w:szCs w:val="20"/>
+        <w:bCs/>
+        <w:color w:val="000000"/>
+        <w:sz w:val="16"/>
+        <w:szCs w:val="16"/>
       </w:rPr>
-      <w:t>Rua Moisés Domingues Rodrigues N° 310 – Fone (17) 3875-6135</w:t>
+      <w:t>RUA MOYSÉS DOMINGUES RODRIGUES, 310 - CENTRO – SÃO JOÃO DE IRACEMA-SP</w:t>
     </w:r>
   </w:p>
   <w:p>
     <w:pPr>
+      <w:pBdr>
+        <w:top w:val="nil"/>
+        <w:left w:val="nil"/>
+        <w:bottom w:val="nil"/>
+        <w:right w:val="nil"/>
+        <w:between w:val="nil"/>
+      </w:pBdr>
+      <w:tabs>
+        <w:tab w:val="center" w:pos="4252"/>
+        <w:tab w:val="right" w:pos="8504"/>
+        <w:tab w:val="left" w:pos="2580"/>
+        <w:tab w:val="left" w:pos="2985"/>
+      </w:tabs>
+      <w:spacing w:after="120" w:line="276" w:lineRule="auto"/>
       <w:jc w:val="center"/>
       <w:rPr>
-        <w:rFonts w:ascii="Arial" w:hAnsi="Arial" w:cs="Arial"/>
         <w:b/>
-        <w:sz w:val="20"/>
-        <w:szCs w:val="20"/>
+        <w:bCs/>
+        <w:color w:val="0000FF"/>
+        <w:sz w:val="16"/>
+        <w:szCs w:val="16"/>
+        <w:u w:val="single"/>
       </w:rPr>
     </w:pPr>
     <w:r>
       <w:rPr>
-        <w:rFonts w:ascii="Arial" w:hAnsi="Arial" w:cs="Arial"/>
         <w:b/>
-        <w:sz w:val="20"/>
-        <w:szCs w:val="20"/>
+        <w:bCs/>
+        <w:color w:val="000000"/>
+        <w:sz w:val="16"/>
+        <w:szCs w:val="16"/>
       </w:rPr>
-      <w:t>CEP 15315-000 – Centro – SÃO JOÃO DE IRACEMA – ESTADO DE SÃO PAULO</w:t>
+      <w:t xml:space="preserve"> E-MAIL: </w:t>
     </w:r>
-  </w:p>
-  <w:p>
-    <w:pPr>
-      <w:jc w:val="center"/>
-      <w:rPr>
-        <w:rFonts w:ascii="Arial" w:hAnsi="Arial" w:cs="Arial"/>
-        <w:sz w:val="20"/>
-        <w:szCs w:val="20"/>
-        <w:lang w:val="en-US"/>
-      </w:rPr>
-    </w:pPr>
-    <w:r>
-      <w:rPr>
-        <w:rFonts w:ascii="Arial" w:hAnsi="Arial" w:cs="Arial"/>
-        <w:sz w:val="20"/>
-        <w:szCs w:val="20"/>
-        <w:lang w:val="en-US"/>
-      </w:rPr>
-      <w:t xml:space="preserve">Email: </w:t>
-    </w:r>
-    <w:hyperlink r:id="rId4" w:history="1">
-      <w:r>
-        <w:rPr>
-          <w:rStyle w:val="Hyperlink"/>
-          <w:rFonts w:ascii="Arial" w:hAnsi="Arial" w:cs="Arial"/>
-          <w:sz w:val="20"/>
-          <w:szCs w:val="20"/>
-          <w:lang w:val="en-US"/>
-        </w:rPr>
-        <w:t>emef.sjiracema@yahoo.com.br</w:t>
+    <w:hyperlink r:id="rId3">
+      <w:r>
+        <w:rPr>
+          <w:b/>
+          <w:bCs/>
+          <w:color w:val="0000FF"/>
+          <w:sz w:val="16"/>
+          <w:szCs w:val="16"/>
+          <w:u w:val="single"/>
+        </w:rPr>
+        <w:t>emefalfredinacoelho.sji@gmail.com</w:t>
       </w:r>
     </w:hyperlink>
   </w:p>
-  <w:p>
-    <w:pPr>
-      <w:pStyle w:val="Cabealho"/>
-      <w:rPr>
-        <w:lang w:val="en-US"/>
-      </w:rPr>
-    </w:pPr>
-  </w:p>
-</w:hdr>
-</file>
-
-<file path=word/header3.xml><?xml version="1.0" encoding="utf-8"?>
-<w:hdr xmlns:wpc="http://schemas.microsoft.com/office/word/2010/wordprocessingCanvas" xmlns:cx="http://schemas.microsoft.com/office/drawing/2014/chartex" xmlns:cx1="http://schemas.microsoft.com/office/drawing/2015/9/8/chartex" xmlns:cx2="http://schemas.microsoft.com/office/drawing/2015/10/21/chartex" xmlns:cx3="http://schemas.microsoft.com/office/drawing/2016/5/9/chartex" xmlns:cx4="http://schemas.microsoft.com/office/drawing/2016/5/10/chartex" xmlns:cx5="http://schemas.microsoft.com/office/drawing/2016/5/11/chartex" xmlns:cx6="http://schemas.microsoft.com/office/drawing/2016/5/12/chartex" xmlns:cx7="http://schemas.microsoft.com/office/drawing/2016/5/13/chartex" xmlns:cx8="http://schemas.microsoft.com/office/drawing/2016/5/14/chartex" xmlns:mc="http://schemas.openxmlformats.org/markup-compatibility/2006" xmlns:aink="http://schemas.microsoft.com/office/drawing/2016/ink" xmlns:am3d="http://schemas.microsoft.com/office/drawing/2017/model3d" xmlns:o="urn:schemas-microsoft-com:office:office" xmlns:oel="http://schemas.microsoft.com/office/2019/extlst" xmlns:r="http://schemas.openxmlformats.org/officeDocument/2006/relationships" xmlns:m="http://schemas.openxmlformats.org/officeDocument/2006/math" xmlns:v="urn:schemas-microsoft-com:vml" xmlns:wp14="http://schemas.microsoft.com/office/word/2010/wordprocessingDrawing" xmlns:wp="http://schemas.openxmlformats.org/drawingml/2006/wordprocessingDrawing" xmlns:w10="urn:schemas-microsoft-com:office:word" xmlns:w="http://schemas.openxmlformats.org/wordprocessingml/2006/main" xmlns:w14="http://schemas.microsoft.com/office/word/2010/wordml" xmlns:w15="http://schemas.microsoft.com/office/word/2012/wordml" xmlns:w16cex="http://schemas.microsoft.com/office/word/2018/wordml/cex" xmlns:w16cid="http://schemas.microsoft.com/office/word/2016/wordml/cid" xmlns:w16="http://schemas.microsoft.com/office/word/2018/wordml" xmlns:w16du="http://schemas.microsoft.com/office/word/2023/wordml/word16du" xmlns:w16sdtdh="http://schemas.microsoft.com/office/word/2020/wordml/sdtdatahash" xmlns:w16sdtfl="http://schemas.microsoft.com/office/word/2024/wordml/sdtformatlock" xmlns:w16se="http://schemas.microsoft.com/office/word/2015/wordml/symex" xmlns:wpg="http://schemas.microsoft.com/office/word/2010/wordprocessingGroup" xmlns:wpi="http://schemas.microsoft.com/office/word/2010/wordprocessingInk" xmlns:wne="http://schemas.microsoft.com/office/word/2006/wordml" xmlns:wps="http://schemas.microsoft.com/office/word/2010/wordprocessingShape" mc:Ignorable="w14 w15 w16se w16cid w16 w16cex w16sdtdh w16sdtfl w16du wp14">
   <w:p>
     <w:pPr>
       <w:pStyle w:val="Cabealho"/>
@@ -700,7 +681,7 @@
 </file>
 
 <file path=word/styles.xml><?xml version="1.0" encoding="utf-8"?>
-<w:styles xmlns:mc="http://schemas.openxmlformats.org/markup-compatibility/2006" xmlns:r="http://schemas.openxmlformats.org/officeDocument/2006/relationships" xmlns:w="http://schemas.openxmlformats.org/wordprocessingml/2006/main" xmlns:w14="http://schemas.microsoft.com/office/word/2010/wordml" xmlns:w15="http://schemas.microsoft.com/office/word/2012/wordml" xmlns:w16cex="http://schemas.microsoft.com/office/word/2018/wordml/cex" xmlns:w16cid="http://schemas.microsoft.com/office/word/2016/wordml/cid" xmlns:w16="http://schemas.microsoft.com/office/word/2018/wordml" xmlns:w16du="http://schemas.microsoft.com/office/word/2023/wordml/word16du" xmlns:w16sdtdh="http://schemas.microsoft.com/office/word/2020/wordml/sdtdatahash" xmlns:w16sdtfl="http://schemas.microsoft.com/office/word/2024/wordml/sdtformatlock" xmlns:w16se="http://schemas.microsoft.com/office/word/2015/wordml/symex" mc:Ignorable="w14 w15 w16se w16cid w16 w16cex w16sdtdh w16sdtfl w16du">
+<w:styles xmlns:mc="http://schemas.openxmlformats.org/markup-compatibility/2006" xmlns:r="http://schemas.openxmlformats.org/officeDocument/2006/relationships" xmlns:w="http://schemas.openxmlformats.org/wordprocessingml/2006/main" xmlns:w14="http://schemas.microsoft.com/office/word/2010/wordml" xmlns:w15="http://schemas.microsoft.com/office/word/2012/wordml" xmlns:w16cex="http://schemas.microsoft.com/office/word/2018/wordml/cex" xmlns:w16cid="http://schemas.microsoft.com/office/word/2016/wordml/cid" xmlns:w16="http://schemas.microsoft.com/office/word/2018/wordml" xmlns:w16sdtdh="http://schemas.microsoft.com/office/word/2020/wordml/sdtdatahash" xmlns:w16se="http://schemas.microsoft.com/office/word/2015/wordml/symex" mc:Ignorable="w14 w15 w16se w16cid w16 w16cex w16sdtdh">
   <w:docDefaults>
     <w:rPrDefault>
       <w:rPr>
